--- a/docs/proposals/softbank-ultraman-caravan/SB提出済み資料一覧.docx
+++ b/docs/proposals/softbank-ultraman-caravan/SB提出済み資料一覧.docx
@@ -508,7 +508,7 @@
           <w:b w:val="0"/>
           <w:sz w:val="21"/>
         </w:rPr>
-        <w:t>キャンセル料:開催30日前まで30%/14日前まで50%/13日前以降100%</w:t>
+        <w:t>キャンセル料(7/23提案書P6で提示済み):1か月前〜6日前 30%/6日以内 50%/前日 100% ※本契約では「1ヶ月前〜14日前 30%/13日前〜7日前 50%/6日前〜当日 100%」(菅野規定)に更新して提示予定。P6より厳しくなるため差異を明示すること</w:t>
       </w:r>
     </w:p>
     <w:p>

--- a/docs/proposals/softbank-ultraman-caravan/SB提出済み資料一覧.docx
+++ b/docs/proposals/softbank-ultraman-caravan/SB提出済み資料一覧.docx
@@ -25,7 +25,7 @@
           <w:b w:val="0"/>
           <w:sz w:val="21"/>
         </w:rPr>
-        <w:t>2026/10/9 時点/作成:新谷/用途:SBへの約束事項の台帳・部長会添付用</w:t>
+        <w:t>2026/10/22 時点(最終版)/作成:新谷/用途:SBへの約束事項の台帳・部長会添付用</w:t>
       </w:r>
     </w:p>
     <w:p>
@@ -403,12 +403,492 @@
           <w:color w:val="232278"/>
           <w:sz w:val="26"/>
         </w:rPr>
-        <w:t>2. 作成済み・未提出(社内確定待ち)</w:t>
+        <w:t>2. 10/22 お打ち合わせで提示する最終版(2026/10/22確定)</w:t>
       </w:r>
     </w:p>
+    <w:tbl>
+      <w:tblPr>
+        <w:tblStyle w:val="TableGrid"/>
+        <w:tblW w:type="auto" w:w="0"/>
+        <w:tblLook w:firstColumn="1" w:firstRow="1" w:lastColumn="0" w:lastRow="0" w:noHBand="0" w:noVBand="1" w:val="04A0"/>
+      </w:tblPr>
+      <w:tblGrid>
+        <w:gridCol w:w="2160"/>
+        <w:gridCol w:w="2160"/>
+        <w:gridCol w:w="2160"/>
+        <w:gridCol w:w="2160"/>
+      </w:tblGrid>
+      <w:tr>
+        <w:tc>
+          <w:tcPr>
+            <w:tcW w:type="dxa" w:w="2160"/>
+            <w:shd w:fill="E8EAF2"/>
+          </w:tcPr>
+          <w:p>
+            <w:r/>
+            <w:r>
+              <w:rPr>
+                <w:rFonts w:ascii="Meiryo" w:hAnsi="Meiryo" w:eastAsia="Meiryo"/>
+                <w:b/>
+                <w:sz w:val="19"/>
+              </w:rPr>
+              <w:t>#</w:t>
+            </w:r>
+          </w:p>
+        </w:tc>
+        <w:tc>
+          <w:tcPr>
+            <w:tcW w:type="dxa" w:w="2160"/>
+            <w:shd w:fill="E8EAF2"/>
+          </w:tcPr>
+          <w:p>
+            <w:r/>
+            <w:r>
+              <w:rPr>
+                <w:rFonts w:ascii="Meiryo" w:hAnsi="Meiryo" w:eastAsia="Meiryo"/>
+                <w:b/>
+                <w:sz w:val="19"/>
+              </w:rPr>
+              <w:t>資料</w:t>
+            </w:r>
+          </w:p>
+        </w:tc>
+        <w:tc>
+          <w:tcPr>
+            <w:tcW w:type="dxa" w:w="2160"/>
+            <w:shd w:fill="E8EAF2"/>
+          </w:tcPr>
+          <w:p>
+            <w:r/>
+            <w:r>
+              <w:rPr>
+                <w:rFonts w:ascii="Meiryo" w:hAnsi="Meiryo" w:eastAsia="Meiryo"/>
+                <w:b/>
+                <w:sz w:val="19"/>
+              </w:rPr>
+              <w:t>用途</w:t>
+            </w:r>
+          </w:p>
+        </w:tc>
+        <w:tc>
+          <w:tcPr>
+            <w:tcW w:type="dxa" w:w="2160"/>
+            <w:shd w:fill="E8EAF2"/>
+          </w:tcPr>
+          <w:p>
+            <w:r/>
+            <w:r>
+              <w:rPr>
+                <w:rFonts w:ascii="Meiryo" w:hAnsi="Meiryo" w:eastAsia="Meiryo"/>
+                <w:b/>
+                <w:sz w:val="19"/>
+              </w:rPr>
+              <w:t>主な内容</w:t>
+            </w:r>
+          </w:p>
+        </w:tc>
+      </w:tr>
+      <w:tr>
+        <w:tc>
+          <w:tcPr>
+            <w:tcW w:type="dxa" w:w="2160"/>
+          </w:tcPr>
+          <w:p>
+            <w:r/>
+            <w:r>
+              <w:rPr>
+                <w:rFonts w:ascii="Meiryo" w:hAnsi="Meiryo" w:eastAsia="Meiryo"/>
+                <w:b w:val="0"/>
+                <w:sz w:val="19"/>
+              </w:rPr>
+              <w:t>⑩</w:t>
+            </w:r>
+          </w:p>
+        </w:tc>
+        <w:tc>
+          <w:tcPr>
+            <w:tcW w:type="dxa" w:w="2160"/>
+          </w:tcPr>
+          <w:p>
+            <w:r/>
+            <w:r>
+              <w:rPr>
+                <w:rFonts w:ascii="Meiryo" w:hAnsi="Meiryo" w:eastAsia="Meiryo"/>
+                <w:b w:val="0"/>
+                <w:sz w:val="19"/>
+              </w:rPr>
+              <w:t>SB様提示用_1022ミーティング資料(pptx/pdf・13枚)</w:t>
+            </w:r>
+          </w:p>
+        </w:tc>
+        <w:tc>
+          <w:tcPr>
+            <w:tcW w:type="dxa" w:w="2160"/>
+          </w:tcPr>
+          <w:p>
+            <w:r/>
+            <w:r>
+              <w:rPr>
+                <w:rFonts w:ascii="Meiryo" w:hAnsi="Meiryo" w:eastAsia="Meiryo"/>
+                <w:b w:val="0"/>
+                <w:sz w:val="19"/>
+              </w:rPr>
+              <w:t>投影</w:t>
+            </w:r>
+          </w:p>
+        </w:tc>
+        <w:tc>
+          <w:tcPr>
+            <w:tcW w:type="dxa" w:w="2160"/>
+          </w:tcPr>
+          <w:p>
+            <w:r/>
+            <w:r>
+              <w:rPr>
+                <w:rFonts w:ascii="Meiryo" w:hAnsi="Meiryo" w:eastAsia="Meiryo"/>
+                <w:b w:val="0"/>
+                <w:sz w:val="19"/>
+              </w:rPr>
+              <w:t>振り返り(実績・会場別)、役割分担、連絡体制、お願い事項、特別価格(10万円/日・▲55.6%)、実施条件7項目、月別・エリア別ライン供給、制作・権利、スケジュール</w:t>
+            </w:r>
+          </w:p>
+        </w:tc>
+      </w:tr>
+      <w:tr>
+        <w:tc>
+          <w:tcPr>
+            <w:tcW w:type="dxa" w:w="2160"/>
+          </w:tcPr>
+          <w:p>
+            <w:r/>
+            <w:r>
+              <w:rPr>
+                <w:rFonts w:ascii="Meiryo" w:hAnsi="Meiryo" w:eastAsia="Meiryo"/>
+                <w:b w:val="0"/>
+                <w:sz w:val="19"/>
+              </w:rPr>
+              <w:t>⑪</w:t>
+            </w:r>
+          </w:p>
+        </w:tc>
+        <w:tc>
+          <w:tcPr>
+            <w:tcW w:type="dxa" w:w="2160"/>
+          </w:tcPr>
+          <w:p>
+            <w:r/>
+            <w:r>
+              <w:rPr>
+                <w:rFonts w:ascii="Meiryo" w:hAnsi="Meiryo" w:eastAsia="Meiryo"/>
+                <w:b w:val="0"/>
+                <w:sz w:val="19"/>
+              </w:rPr>
+              <w:t>SB様提示用_実施条件とお願い(docx/pdf)</w:t>
+            </w:r>
+          </w:p>
+        </w:tc>
+        <w:tc>
+          <w:tcPr>
+            <w:tcW w:type="dxa" w:w="2160"/>
+          </w:tcPr>
+          <w:p>
+            <w:r/>
+            <w:r>
+              <w:rPr>
+                <w:rFonts w:ascii="Meiryo" w:hAnsi="Meiryo" w:eastAsia="Meiryo"/>
+                <w:b w:val="0"/>
+                <w:sz w:val="19"/>
+              </w:rPr>
+              <w:t>配布</w:t>
+            </w:r>
+          </w:p>
+        </w:tc>
+        <w:tc>
+          <w:tcPr>
+            <w:tcW w:type="dxa" w:w="2160"/>
+          </w:tcPr>
+          <w:p>
+            <w:r/>
+            <w:r>
+              <w:rPr>
+                <w:rFonts w:ascii="Meiryo" w:hAnsi="Meiryo" w:eastAsia="Meiryo"/>
+                <w:b w:val="0"/>
+                <w:sz w:val="19"/>
+              </w:rPr>
+              <w:t>価格・オプション・条件7項目・役割分担・制作権利のお願い・スケジュール</w:t>
+            </w:r>
+          </w:p>
+        </w:tc>
+      </w:tr>
+      <w:tr>
+        <w:tc>
+          <w:tcPr>
+            <w:tcW w:type="dxa" w:w="2160"/>
+          </w:tcPr>
+          <w:p>
+            <w:r/>
+            <w:r>
+              <w:rPr>
+                <w:rFonts w:ascii="Meiryo" w:hAnsi="Meiryo" w:eastAsia="Meiryo"/>
+                <w:b w:val="0"/>
+                <w:sz w:val="19"/>
+              </w:rPr>
+              <w:t>⑫</w:t>
+            </w:r>
+          </w:p>
+        </w:tc>
+        <w:tc>
+          <w:tcPr>
+            <w:tcW w:type="dxa" w:w="2160"/>
+          </w:tcPr>
+          <w:p>
+            <w:r/>
+            <w:r>
+              <w:rPr>
+                <w:rFonts w:ascii="Meiryo" w:hAnsi="Meiryo" w:eastAsia="Meiryo"/>
+                <w:b w:val="0"/>
+                <w:sz w:val="19"/>
+              </w:rPr>
+              <w:t>SB様提示用_お見積り_最低保証プラン(pptx/pdf・5枚)</w:t>
+            </w:r>
+          </w:p>
+        </w:tc>
+        <w:tc>
+          <w:tcPr>
+            <w:tcW w:type="dxa" w:w="2160"/>
+          </w:tcPr>
+          <w:p>
+            <w:r/>
+            <w:r>
+              <w:rPr>
+                <w:rFonts w:ascii="Meiryo" w:hAnsi="Meiryo" w:eastAsia="Meiryo"/>
+                <w:b w:val="0"/>
+                <w:sz w:val="19"/>
+              </w:rPr>
+              <w:t>配布または後日</w:t>
+            </w:r>
+          </w:p>
+        </w:tc>
+        <w:tc>
+          <w:tcPr>
+            <w:tcW w:type="dxa" w:w="2160"/>
+          </w:tcPr>
+          <w:p>
+            <w:r/>
+            <w:r>
+              <w:rPr>
+                <w:rFonts w:ascii="Meiryo" w:hAnsi="Meiryo" w:eastAsia="Meiryo"/>
+                <w:b w:val="0"/>
+                <w:sz w:val="19"/>
+              </w:rPr>
+              <w:t>27ヶ月・基準15ライン:固定分3億9,750万円(稼働費3億5,250万+IP4,500万一括前払い)+従量。期別精算(第1期8,400万/第2期1億5,600万/第3期1億5,750万)</w:t>
+            </w:r>
+          </w:p>
+        </w:tc>
+      </w:tr>
+      <w:tr>
+        <w:tc>
+          <w:tcPr>
+            <w:tcW w:type="dxa" w:w="2160"/>
+          </w:tcPr>
+          <w:p>
+            <w:r/>
+            <w:r>
+              <w:rPr>
+                <w:rFonts w:ascii="Meiryo" w:hAnsi="Meiryo" w:eastAsia="Meiryo"/>
+                <w:b w:val="0"/>
+                <w:sz w:val="19"/>
+              </w:rPr>
+              <w:t>⑬</w:t>
+            </w:r>
+          </w:p>
+        </w:tc>
+        <w:tc>
+          <w:tcPr>
+            <w:tcW w:type="dxa" w:w="2160"/>
+          </w:tcPr>
+          <w:p>
+            <w:r/>
+            <w:r>
+              <w:rPr>
+                <w:rFonts w:ascii="Meiryo" w:hAnsi="Meiryo" w:eastAsia="Meiryo"/>
+                <w:b w:val="0"/>
+                <w:sz w:val="19"/>
+              </w:rPr>
+              <w:t>SB様提示用_月別ライン供給計画_27ヶ月版(xlsx)</w:t>
+            </w:r>
+          </w:p>
+        </w:tc>
+        <w:tc>
+          <w:tcPr>
+            <w:tcW w:type="dxa" w:w="2160"/>
+          </w:tcPr>
+          <w:p>
+            <w:r/>
+            <w:r>
+              <w:rPr>
+                <w:rFonts w:ascii="Meiryo" w:hAnsi="Meiryo" w:eastAsia="Meiryo"/>
+                <w:b w:val="0"/>
+                <w:sz w:val="19"/>
+              </w:rPr>
+              <w:t>配布</w:t>
+            </w:r>
+          </w:p>
+        </w:tc>
+        <w:tc>
+          <w:tcPr>
+            <w:tcW w:type="dxa" w:w="2160"/>
+          </w:tcPr>
+          <w:p>
+            <w:r/>
+            <w:r>
+              <w:rPr>
+                <w:rFonts w:ascii="Meiryo" w:hAnsi="Meiryo" w:eastAsia="Meiryo"/>
+                <w:b w:val="0"/>
+                <w:sz w:val="19"/>
+              </w:rPr>
+              <w:t>235日・基準3,525現場/最大4,005現場</w:t>
+            </w:r>
+          </w:p>
+        </w:tc>
+      </w:tr>
+      <w:tr>
+        <w:tc>
+          <w:tcPr>
+            <w:tcW w:type="dxa" w:w="2160"/>
+          </w:tcPr>
+          <w:p>
+            <w:r/>
+            <w:r>
+              <w:rPr>
+                <w:rFonts w:ascii="Meiryo" w:hAnsi="Meiryo" w:eastAsia="Meiryo"/>
+                <w:b w:val="0"/>
+                <w:sz w:val="19"/>
+              </w:rPr>
+              <w:t>⑭</w:t>
+            </w:r>
+          </w:p>
+        </w:tc>
+        <w:tc>
+          <w:tcPr>
+            <w:tcW w:type="dxa" w:w="2160"/>
+          </w:tcPr>
+          <w:p>
+            <w:r/>
+            <w:r>
+              <w:rPr>
+                <w:rFonts w:ascii="Meiryo" w:hAnsi="Meiryo" w:eastAsia="Meiryo"/>
+                <w:b w:val="0"/>
+                <w:sz w:val="19"/>
+              </w:rPr>
+              <w:t>SB様提示用_エリア別ライン供給計画(xlsx)</w:t>
+            </w:r>
+          </w:p>
+        </w:tc>
+        <w:tc>
+          <w:tcPr>
+            <w:tcW w:type="dxa" w:w="2160"/>
+          </w:tcPr>
+          <w:p>
+            <w:r/>
+            <w:r>
+              <w:rPr>
+                <w:rFonts w:ascii="Meiryo" w:hAnsi="Meiryo" w:eastAsia="Meiryo"/>
+                <w:b w:val="0"/>
+                <w:sz w:val="19"/>
+              </w:rPr>
+              <w:t>配布</w:t>
+            </w:r>
+          </w:p>
+        </w:tc>
+        <w:tc>
+          <w:tcPr>
+            <w:tcW w:type="dxa" w:w="2160"/>
+          </w:tcPr>
+          <w:p>
+            <w:r/>
+            <w:r>
+              <w:rPr>
+                <w:rFonts w:ascii="Meiryo" w:hAnsi="Meiryo" w:eastAsia="Meiryo"/>
+                <w:b w:val="0"/>
+                <w:sz w:val="19"/>
+              </w:rPr>
+              <w:t>関東6(最大8)・関西2(3)・東海2(3)・九州2(3)・北海道1・東北信越1・中四国沖縄1</w:t>
+            </w:r>
+          </w:p>
+        </w:tc>
+      </w:tr>
+      <w:tr>
+        <w:tc>
+          <w:tcPr>
+            <w:tcW w:type="dxa" w:w="2160"/>
+          </w:tcPr>
+          <w:p>
+            <w:r/>
+            <w:r>
+              <w:rPr>
+                <w:rFonts w:ascii="Meiryo" w:hAnsi="Meiryo" w:eastAsia="Meiryo"/>
+                <w:b w:val="0"/>
+                <w:sz w:val="19"/>
+              </w:rPr>
+              <w:t>⑮</w:t>
+            </w:r>
+          </w:p>
+        </w:tc>
+        <w:tc>
+          <w:tcPr>
+            <w:tcW w:type="dxa" w:w="2160"/>
+          </w:tcPr>
+          <w:p>
+            <w:r/>
+            <w:r>
+              <w:rPr>
+                <w:rFonts w:ascii="Meiryo" w:hAnsi="Meiryo" w:eastAsia="Meiryo"/>
+                <w:b w:val="0"/>
+                <w:sz w:val="19"/>
+              </w:rPr>
+              <w:t>SB様提示用_仮申請のご案内(docx/pdf)</w:t>
+            </w:r>
+          </w:p>
+        </w:tc>
+        <w:tc>
+          <w:tcPr>
+            <w:tcW w:type="dxa" w:w="2160"/>
+          </w:tcPr>
+          <w:p>
+            <w:r/>
+            <w:r>
+              <w:rPr>
+                <w:rFonts w:ascii="Meiryo" w:hAnsi="Meiryo" w:eastAsia="Meiryo"/>
+                <w:b w:val="0"/>
+                <w:sz w:val="19"/>
+              </w:rPr>
+              <w:t>配布</w:t>
+            </w:r>
+          </w:p>
+        </w:tc>
+        <w:tc>
+          <w:tcPr>
+            <w:tcW w:type="dxa" w:w="2160"/>
+          </w:tcPr>
+          <w:p>
+            <w:r/>
+            <w:r>
+              <w:rPr>
+                <w:rFonts w:ascii="Meiryo" w:hAnsi="Meiryo" w:eastAsia="Meiryo"/>
+                <w:b w:val="0"/>
+                <w:sz w:val="19"/>
+              </w:rPr>
+              <w:t>申請の流れ・入力項目・記入時のお願い</w:t>
+            </w:r>
+          </w:p>
+        </w:tc>
+      </w:tr>
+    </w:tbl>
+    <w:p/>
     <w:p>
       <w:pPr>
-        <w:pStyle w:val="ListBullet"/>
+        <w:spacing w:after="80"/>
       </w:pPr>
       <w:r>
         <w:rPr>
@@ -416,33 +896,7 @@
           <w:b w:val="0"/>
           <w:sz w:val="21"/>
         </w:rPr>
-        <w:t>お見積り(週20ライン・2年間)デッキ:固定19億6,400万円(税別)版。供給ライン表の社内確定後に提出</w:t>
-      </w:r>
-    </w:p>
-    <w:p>
-      <w:pPr>
-        <w:pStyle w:val="ListBullet"/>
-      </w:pPr>
-      <w:r>
-        <w:rPr>
-          <w:rFonts w:ascii="Meiryo" w:hAnsi="Meiryo" w:eastAsia="Meiryo"/>
-          <w:b w:val="0"/>
-          <w:sz w:val="21"/>
-        </w:rPr>
-        <w:t>月別ライン供給計画ドラフト(Excel):2年間3,786開催・18億9,300万円版。同上</w:t>
-      </w:r>
-    </w:p>
-    <w:p>
-      <w:pPr>
-        <w:pStyle w:val="ListBullet"/>
-      </w:pPr>
-      <w:r>
-        <w:rPr>
-          <w:rFonts w:ascii="Meiryo" w:hAnsi="Meiryo" w:eastAsia="Meiryo"/>
-          <w:b w:val="0"/>
-          <w:sz w:val="21"/>
-        </w:rPr>
-        <w:t>正式見積書(テスト分):確定1,110万円+ノベルティ・実費。菅野さん発行待ち。※提出済み単価に基づく請求根拠書類が未発行の状態——最優先解消事項</w:t>
+        <w:t>未発行:正式見積書(テスト分1,110万円+ノベルティ・実費)——菅野さん発行待ち。提出済み単価に基づく請求根拠書類が未発行の状態のため最優先で解消</w:t>
       </w:r>
     </w:p>
     <w:p>
@@ -457,6 +911,175 @@
           <w:sz w:val="26"/>
         </w:rPr>
         <w:t>3. 文書で約束済みの条件(今後の見積はここと矛盾させないこと)</w:t>
+      </w:r>
+    </w:p>
+    <w:p>
+      <w:pPr>
+        <w:spacing w:after="80"/>
+      </w:pPr>
+      <w:r>
+        <w:rPr>
+          <w:rFonts w:ascii="Meiryo" w:hAnsi="Meiryo" w:eastAsia="Meiryo"/>
+          <w:b/>
+          <w:sz w:val="21"/>
+        </w:rPr>
+        <w:t>10/22提示版で新たに文書化する条件(本契約向け)</w:t>
+      </w:r>
+    </w:p>
+    <w:p>
+      <w:pPr>
+        <w:pStyle w:val="ListBullet"/>
+      </w:pPr>
+      <w:r>
+        <w:rPr>
+          <w:rFonts w:ascii="Meiryo" w:hAnsi="Meiryo" w:eastAsia="Meiryo"/>
+          <w:b w:val="0"/>
+          <w:sz w:val="21"/>
+        </w:rPr>
+        <w:t>特別価格:10万円/日(通常販売価格22.5万円/日から▲55.6%)。土日2日20万円、3連休30万円。年間契約+最低開催数保証が前提の本件限り</w:t>
+      </w:r>
+    </w:p>
+    <w:p>
+      <w:pPr>
+        <w:pStyle w:val="ListBullet"/>
+      </w:pPr>
+      <w:r>
+        <w:rPr>
+          <w:rFonts w:ascii="Meiryo" w:hAnsi="Meiryo" w:eastAsia="Meiryo"/>
+          <w:b w:val="0"/>
+          <w:sz w:val="21"/>
+        </w:rPr>
+        <w:t>契約期間:2027年1月〜2029年3月(27ヶ月)。2026年11月末までに締結</w:t>
+      </w:r>
+    </w:p>
+    <w:p>
+      <w:pPr>
+        <w:pStyle w:val="ListBullet"/>
+      </w:pPr>
+      <w:r>
+        <w:rPr>
+          <w:rFonts w:ascii="Meiryo" w:hAnsi="Meiryo" w:eastAsia="Meiryo"/>
+          <w:b w:val="0"/>
+          <w:sz w:val="21"/>
+        </w:rPr>
+        <w:t>最低開催数保証:基準15ライン分(3,525現場)を100%保証。余裕月(1・4・6・11・12月)は最大20ライン</w:t>
+      </w:r>
+    </w:p>
+    <w:p>
+      <w:pPr>
+        <w:pStyle w:val="ListBullet"/>
+      </w:pPr>
+      <w:r>
+        <w:rPr>
+          <w:rFonts w:ascii="Meiryo" w:hAnsi="Meiryo" w:eastAsia="Meiryo"/>
+          <w:b w:val="0"/>
+          <w:sz w:val="21"/>
+        </w:rPr>
+        <w:t>IP使用料:2,000万円/年。27ヶ月分4,500万円を契約時に一括前払い</w:t>
+      </w:r>
+    </w:p>
+    <w:p>
+      <w:pPr>
+        <w:pStyle w:val="ListBullet"/>
+      </w:pPr>
+      <w:r>
+        <w:rPr>
+          <w:rFonts w:ascii="Meiryo" w:hAnsi="Meiryo" w:eastAsia="Meiryo"/>
+          <w:b w:val="0"/>
+          <w:sz w:val="21"/>
+        </w:rPr>
+        <w:t>作成許諾ロイヤリティ:作成費用の20%(製造数量ベースの最低保証を別途設定)</w:t>
+      </w:r>
+    </w:p>
+    <w:p>
+      <w:pPr>
+        <w:pStyle w:val="ListBullet"/>
+      </w:pPr>
+      <w:r>
+        <w:rPr>
+          <w:rFonts w:ascii="Meiryo" w:hAnsi="Meiryo" w:eastAsia="Meiryo"/>
+          <w:b w:val="0"/>
+          <w:sz w:val="21"/>
+        </w:rPr>
+        <w:t>オプション:MC+3万円/日、フル運営+22万円/日。現場諸経費2万円/日。実費は基準料金表</w:t>
+      </w:r>
+    </w:p>
+    <w:p>
+      <w:pPr>
+        <w:pStyle w:val="ListBullet"/>
+      </w:pPr>
+      <w:r>
+        <w:rPr>
+          <w:rFonts w:ascii="Meiryo" w:hAnsi="Meiryo" w:eastAsia="Meiryo"/>
+          <w:b w:val="0"/>
+          <w:sz w:val="21"/>
+        </w:rPr>
+        <w:t>キャンセル:会場・日程は1ヶ月前までに確定。1ヶ月前〜14日前30%/13日前〜7日前50%/6日前〜当日100%。中途解約は残期間保証分を精算</w:t>
+      </w:r>
+    </w:p>
+    <w:p>
+      <w:pPr>
+        <w:pStyle w:val="ListBullet"/>
+      </w:pPr>
+      <w:r>
+        <w:rPr>
+          <w:rFonts w:ascii="Meiryo" w:hAnsi="Meiryo" w:eastAsia="Meiryo"/>
+          <w:b w:val="0"/>
+          <w:sz w:val="21"/>
+        </w:rPr>
+        <w:t>エリア:関信越エリア(埼玉・茨城・群馬・栃木・山梨・長野・新潟)は2027年1〜3月実施不可。ウルトラセブン対象外。8ヒーロー</w:t>
+      </w:r>
+    </w:p>
+    <w:p>
+      <w:pPr>
+        <w:pStyle w:val="ListBullet"/>
+      </w:pPr>
+      <w:r>
+        <w:rPr>
+          <w:rFonts w:ascii="Meiryo" w:hAnsi="Meiryo" w:eastAsia="Meiryo"/>
+          <w:b w:val="0"/>
+          <w:sz w:val="21"/>
+        </w:rPr>
+        <w:t>排他:契約期間中、国内の他の携帯キャリア3社と店頭イベント契約をしない</w:t>
+      </w:r>
+    </w:p>
+    <w:p>
+      <w:pPr>
+        <w:pStyle w:val="ListBullet"/>
+      </w:pPr>
+      <w:r>
+        <w:rPr>
+          <w:rFonts w:ascii="Meiryo" w:hAnsi="Meiryo" w:eastAsia="Meiryo"/>
+          <w:b w:val="0"/>
+          <w:sz w:val="21"/>
+        </w:rPr>
+        <w:t>役割分担:当社2名(担当+アクター)、SB側は運営D1名+スタッフ4名(MC役はスタッフ兼務)、取りまとめ窓口1部署</w:t>
+      </w:r>
+    </w:p>
+    <w:p>
+      <w:pPr>
+        <w:pStyle w:val="ListBullet"/>
+      </w:pPr>
+      <w:r>
+        <w:rPr>
+          <w:rFonts w:ascii="Meiryo" w:hAnsi="Meiryo" w:eastAsia="Meiryo"/>
+          <w:b w:val="0"/>
+          <w:sz w:val="21"/>
+        </w:rPr>
+        <w:t>素材・監修:撮影会背景はキャラなし素材、クレジット「©円谷プロ」左下、SB加工後の監修5営業日、告知物はKV3営業日等</w:t>
+      </w:r>
+    </w:p>
+    <w:p>
+      <w:pPr>
+        <w:spacing w:after="80"/>
+      </w:pPr>
+      <w:r>
+        <w:rPr>
+          <w:rFonts w:ascii="Meiryo" w:hAnsi="Meiryo" w:eastAsia="Meiryo"/>
+          <w:b/>
+          <w:sz w:val="21"/>
+        </w:rPr>
+        <w:t>テスト時(7〜8月)に提示済みの条件</w:t>
       </w:r>
     </w:p>
     <w:p>

--- a/docs/proposals/softbank-ultraman-caravan/SB提出済み資料一覧.docx
+++ b/docs/proposals/softbank-ultraman-caravan/SB提出済み資料一覧.docx
@@ -949,7 +949,7 @@
           <w:b w:val="0"/>
           <w:sz w:val="21"/>
         </w:rPr>
-        <w:t>契約期間:2027年1月〜2029年3月(27ヶ月)。2026年11月末までに締結</w:t>
+        <w:t>契約期間:2027年1月〜2029年3月(27ヶ月)。2026年10月末までに締結</w:t>
       </w:r>
     </w:p>
     <w:p>

--- a/docs/proposals/softbank-ultraman-caravan/SB提出済み資料一覧.docx
+++ b/docs/proposals/softbank-ultraman-caravan/SB提出済み資料一覧.docx
@@ -988,7 +988,7 @@
           <w:b w:val="0"/>
           <w:sz w:val="21"/>
         </w:rPr>
-        <w:t>作成許諾ロイヤリティ:作成費用の20%(製造数量ベースの最低保証を別途設定)</w:t>
+        <w:t>作成許諾ロイヤリティ:作成費用の20%。製造数量ベースの最低保証を契約年度ごとに設定(前半:2027年1月〜2028年3月の15ヶ月分/後半:2028年4月〜2029年3月の12ヶ月分)。未達分は年度末確定・返還なし、製造数量は四半期ごとに報告。期間の切り方は経理とのやりとり(論点ペーパーv3)を正とする(10/22確定)</w:t>
       </w:r>
     </w:p>
     <w:p>

--- a/docs/proposals/softbank-ultraman-caravan/SB提出済み資料一覧.docx
+++ b/docs/proposals/softbank-ultraman-caravan/SB提出済み資料一覧.docx
@@ -25,7 +25,7 @@
           <w:b w:val="0"/>
           <w:sz w:val="21"/>
         </w:rPr>
-        <w:t>2026/10/22 時点(最終版)/作成:新谷/用途:SBへの約束事項の台帳・部長会添付用</w:t>
+        <w:t>2026/10/23 時点(最終版・契約期間2年に修正)/作成:新谷/用途:SBへの約束事項の台帳・部長会添付用</w:t>
       </w:r>
     </w:p>
     <w:p>
@@ -517,7 +517,7 @@
                 <w:b w:val="0"/>
                 <w:sz w:val="19"/>
               </w:rPr>
-              <w:t>SB様提示用_1022ミーティング資料(pptx/pdf・13枚)</w:t>
+              <w:t>SB様提示用_1022ミーティング資料(pptx/pdf・14枚)</w:t>
             </w:r>
           </w:p>
         </w:tc>
@@ -681,7 +681,7 @@
                 <w:b w:val="0"/>
                 <w:sz w:val="19"/>
               </w:rPr>
-              <w:t>27ヶ月・基準15ライン:固定分3億9,750万円(稼働費3億5,250万+IP4,500万一括前払い)+従量。期別精算(第1期8,400万/第2期1億5,600万/第3期1億5,750万)</w:t>
+              <w:t>24ヶ月・基準15ライン:固定分3億5,500万円(稼働費3億1,500万+IP4,000万一括前払い)+従量。期別精算(第1期7,900万/第2期1億5,600万/第3期1億2,000万)</w:t>
             </w:r>
           </w:p>
         </w:tc>
@@ -715,7 +715,7 @@
                 <w:b w:val="0"/>
                 <w:sz w:val="19"/>
               </w:rPr>
-              <w:t>SB様提示用_月別ライン供給計画_27ヶ月版(xlsx)</w:t>
+              <w:t>SB様提示用_月別ライン供給計画_24ヶ月版(xlsx)</w:t>
             </w:r>
           </w:p>
         </w:tc>
@@ -747,7 +747,7 @@
                 <w:b w:val="0"/>
                 <w:sz w:val="19"/>
               </w:rPr>
-              <w:t>235日・基準3,525現場/最大4,005現場</w:t>
+              <w:t>210日・基準3,150現場/最大3,590現場</w:t>
             </w:r>
           </w:p>
         </w:tc>
@@ -813,7 +813,7 @@
                 <w:b w:val="0"/>
                 <w:sz w:val="19"/>
               </w:rPr>
-              <w:t>関東6(最大8)・関西2(3)・東海2(3)・九州2(3)・北海道1・東北信越1・中四国沖縄1</w:t>
+              <w:t>関東6(最大8)・関西2(3)・東海2(3)・九州2(3)・北海道1・東北信越1・中四国沖縄1。現場数は関東1,260〜1,436、関西・東海・九州各420〜508、地方各210</w:t>
             </w:r>
           </w:p>
         </w:tc>
@@ -949,7 +949,7 @@
           <w:b w:val="0"/>
           <w:sz w:val="21"/>
         </w:rPr>
-        <w:t>契約期間:2027年1月〜2029年3月(27ヶ月)。2026年10月末までに締結</w:t>
+        <w:t>契約期間:2027年1月〜2028年12月(2年間・24ヶ月)。2026年10月末までに締結。10/23に2年で確定(2年3ヶ月案は取り下げ)</w:t>
       </w:r>
     </w:p>
     <w:p>
@@ -962,7 +962,7 @@
           <w:b w:val="0"/>
           <w:sz w:val="21"/>
         </w:rPr>
-        <w:t>最低開催数保証:基準15ライン分(3,525現場)を100%保証。余裕月(1・4・6・11・12月)は最大20ライン</w:t>
+        <w:t>最低開催数保証:基準15ライン分(3,150現場・210日)を100%保証。余裕月(1・4・6・11・12月)は最大20ライン</w:t>
       </w:r>
     </w:p>
     <w:p>
@@ -975,7 +975,7 @@
           <w:b w:val="0"/>
           <w:sz w:val="21"/>
         </w:rPr>
-        <w:t>IP使用料:2,000万円/年。27ヶ月分4,500万円を契約時に一括前払い</w:t>
+        <w:t>IP使用料:2,000万円/年。2年分4,000万円を契約時に一括前払い</w:t>
       </w:r>
     </w:p>
     <w:p>
@@ -988,7 +988,7 @@
           <w:b w:val="0"/>
           <w:sz w:val="21"/>
         </w:rPr>
-        <w:t>作成許諾ロイヤリティ:作成費用の20%。製造数量ベースの最低保証を契約年度ごとに設定(前半:2027年1月〜2028年3月の15ヶ月分/後半:2028年4月〜2029年3月の12ヶ月分)。未達分は年度末確定・返還なし、製造数量は四半期ごとに報告。期間の切り方は経理とのやりとり(論点ペーパーv3)を正とする(10/22確定)</w:t>
+        <w:t>作成許諾ロイヤリティ:作成費用の20%。製造数量ベースの最低保証を契約年度ごとに設定(前半:2027年1月〜2028年3月の15ヶ月分/後半:2028年4月〜12月の9ヶ月分)。未達分は年度末確定・返還なし、製造数量は四半期ごとに報告。期間の切り方は経理とのやりとり(論点ペーパーv3)を正とする(10/22確定)</w:t>
       </w:r>
     </w:p>
     <w:p>

--- a/docs/proposals/softbank-ultraman-caravan/SB提出済み資料一覧.docx
+++ b/docs/proposals/softbank-ultraman-caravan/SB提出済み資料一覧.docx
@@ -25,7 +25,7 @@
           <w:b w:val="0"/>
           <w:sz w:val="21"/>
         </w:rPr>
-        <w:t>2026/10/23 時点(最終版・契約期間2年に修正)/作成:新谷/用途:SBへの約束事項の台帳・部長会添付用</w:t>
+        <w:t>2026/10/26 時点(契約期間2年・法務回答反映)/作成:新谷/用途:SBへの約束事項の台帳・部長会添付用</w:t>
       </w:r>
     </w:p>
     <w:p>
@@ -988,7 +988,7 @@
           <w:b w:val="0"/>
           <w:sz w:val="21"/>
         </w:rPr>
-        <w:t>作成許諾ロイヤリティ:作成費用の20%。製造数量ベースの最低保証を契約年度ごとに設定(前半:2027年1月〜2028年3月の15ヶ月分/後半:2028年4月〜12月の9ヶ月分)。未達分は年度末確定・返還なし、製造数量は四半期ごとに報告。期間の切り方は経理とのやりとり(論点ペーパーv3)を正とする(10/22確定)</w:t>
+        <w:t>作成許諾ロイヤリティ:作成費用の20%。製造数量ベースの最低保証を契約年度ごとに設定(前半:2027年1月〜2028年3月の15ヶ月分/後半:2028年4月〜12月の9ヶ月分)。未達分は年度末確定・返還なし、製造数量は四半期ごとに製造証憑を添えて報告(10/24法務)。期間の切り方は経理とのやりとり(論点ペーパーv3)を正とする(10/22確定)</w:t>
       </w:r>
     </w:p>
     <w:p>
@@ -1014,7 +1014,7 @@
           <w:b w:val="0"/>
           <w:sz w:val="21"/>
         </w:rPr>
-        <w:t>キャンセル:会場・日程は1ヶ月前までに確定。1ヶ月前〜14日前30%/13日前〜7日前50%/6日前〜当日100%。中途解約は残期間保証分を精算</w:t>
+        <w:t>キャンセル:会場・日程は1ヶ月前までに確定。1ヶ月前〜14日前30%/13日前〜7日前50%/6日前〜当日100%。中途解約の規定は置かない(10/24法務判断。SB提示資料からも削除済み)</w:t>
       </w:r>
     </w:p>
     <w:p>

--- a/docs/proposals/softbank-ultraman-caravan/SB提出済み資料一覧.docx
+++ b/docs/proposals/softbank-ultraman-caravan/SB提出済み資料一覧.docx
@@ -888,6 +888,447 @@
     <w:p/>
     <w:p>
       <w:pPr>
+        <w:spacing w:before="240" w:after="120"/>
+      </w:pPr>
+      <w:r>
+        <w:rPr>
+          <w:rFonts w:ascii="Meiryo" w:hAnsi="Meiryo" w:eastAsia="Meiryo"/>
+          <w:b/>
+          <w:color w:val="232278"/>
+          <w:sz w:val="26"/>
+        </w:rPr>
+        <w:t>2-2. 10/26 お打ち合わせ(契約内容・ノベルティ)で提示する資料</w:t>
+      </w:r>
+    </w:p>
+    <w:tbl>
+      <w:tblPr>
+        <w:tblStyle w:val="TableGrid"/>
+        <w:tblW w:type="auto" w:w="0"/>
+        <w:tblLook w:firstColumn="1" w:firstRow="1" w:lastColumn="0" w:lastRow="0" w:noHBand="0" w:noVBand="1" w:val="04A0"/>
+      </w:tblPr>
+      <w:tblGrid>
+        <w:gridCol w:w="2160"/>
+        <w:gridCol w:w="2160"/>
+        <w:gridCol w:w="2160"/>
+        <w:gridCol w:w="2160"/>
+      </w:tblGrid>
+      <w:tr>
+        <w:tc>
+          <w:tcPr>
+            <w:tcW w:type="dxa" w:w="2160"/>
+            <w:shd w:fill="E8EAF2"/>
+          </w:tcPr>
+          <w:p>
+            <w:r/>
+            <w:r>
+              <w:rPr>
+                <w:rFonts w:ascii="Meiryo" w:hAnsi="Meiryo" w:eastAsia="Meiryo"/>
+                <w:b/>
+                <w:sz w:val="19"/>
+              </w:rPr>
+              <w:t>#</w:t>
+            </w:r>
+          </w:p>
+        </w:tc>
+        <w:tc>
+          <w:tcPr>
+            <w:tcW w:type="dxa" w:w="2160"/>
+            <w:shd w:fill="E8EAF2"/>
+          </w:tcPr>
+          <w:p>
+            <w:r/>
+            <w:r>
+              <w:rPr>
+                <w:rFonts w:ascii="Meiryo" w:hAnsi="Meiryo" w:eastAsia="Meiryo"/>
+                <w:b/>
+                <w:sz w:val="19"/>
+              </w:rPr>
+              <w:t>資料</w:t>
+            </w:r>
+          </w:p>
+        </w:tc>
+        <w:tc>
+          <w:tcPr>
+            <w:tcW w:type="dxa" w:w="2160"/>
+            <w:shd w:fill="E8EAF2"/>
+          </w:tcPr>
+          <w:p>
+            <w:r/>
+            <w:r>
+              <w:rPr>
+                <w:rFonts w:ascii="Meiryo" w:hAnsi="Meiryo" w:eastAsia="Meiryo"/>
+                <w:b/>
+                <w:sz w:val="19"/>
+              </w:rPr>
+              <w:t>用途</w:t>
+            </w:r>
+          </w:p>
+        </w:tc>
+        <w:tc>
+          <w:tcPr>
+            <w:tcW w:type="dxa" w:w="2160"/>
+            <w:shd w:fill="E8EAF2"/>
+          </w:tcPr>
+          <w:p>
+            <w:r/>
+            <w:r>
+              <w:rPr>
+                <w:rFonts w:ascii="Meiryo" w:hAnsi="Meiryo" w:eastAsia="Meiryo"/>
+                <w:b/>
+                <w:sz w:val="19"/>
+              </w:rPr>
+              <w:t>主な内容</w:t>
+            </w:r>
+          </w:p>
+        </w:tc>
+      </w:tr>
+      <w:tr>
+        <w:tc>
+          <w:tcPr>
+            <w:tcW w:type="dxa" w:w="2160"/>
+          </w:tcPr>
+          <w:p>
+            <w:r/>
+            <w:r>
+              <w:rPr>
+                <w:rFonts w:ascii="Meiryo" w:hAnsi="Meiryo" w:eastAsia="Meiryo"/>
+                <w:b w:val="0"/>
+                <w:sz w:val="19"/>
+              </w:rPr>
+              <w:t>⑯</w:t>
+            </w:r>
+          </w:p>
+        </w:tc>
+        <w:tc>
+          <w:tcPr>
+            <w:tcW w:type="dxa" w:w="2160"/>
+          </w:tcPr>
+          <w:p>
+            <w:r/>
+            <w:r>
+              <w:rPr>
+                <w:rFonts w:ascii="Meiryo" w:hAnsi="Meiryo" w:eastAsia="Meiryo"/>
+                <w:b w:val="0"/>
+                <w:sz w:val="19"/>
+              </w:rPr>
+              <w:t>SB様提示用_契約内容とノベルティ制作の進め方_1026(pptx/pdf・8枚)</w:t>
+            </w:r>
+          </w:p>
+        </w:tc>
+        <w:tc>
+          <w:tcPr>
+            <w:tcW w:type="dxa" w:w="2160"/>
+          </w:tcPr>
+          <w:p>
+            <w:r/>
+            <w:r>
+              <w:rPr>
+                <w:rFonts w:ascii="Meiryo" w:hAnsi="Meiryo" w:eastAsia="Meiryo"/>
+                <w:b w:val="0"/>
+                <w:sz w:val="19"/>
+              </w:rPr>
+              <w:t>投影</w:t>
+            </w:r>
+          </w:p>
+        </w:tc>
+        <w:tc>
+          <w:tcPr>
+            <w:tcW w:type="dxa" w:w="2160"/>
+          </w:tcPr>
+          <w:p>
+            <w:r/>
+            <w:r>
+              <w:rPr>
+                <w:rFonts w:ascii="Meiryo" w:hAnsi="Meiryo" w:eastAsia="Meiryo"/>
+                <w:b w:val="0"/>
+                <w:sz w:val="19"/>
+              </w:rPr>
+              <w:t>契約の構成(2通)、(A)(B)の主要条件、ノベルティの進め方(流れ・品目・数量・許諾料計算)、KVと素材、締結までの日程</w:t>
+            </w:r>
+          </w:p>
+        </w:tc>
+      </w:tr>
+      <w:tr>
+        <w:tc>
+          <w:tcPr>
+            <w:tcW w:type="dxa" w:w="2160"/>
+          </w:tcPr>
+          <w:p>
+            <w:r/>
+            <w:r>
+              <w:rPr>
+                <w:rFonts w:ascii="Meiryo" w:hAnsi="Meiryo" w:eastAsia="Meiryo"/>
+                <w:b w:val="0"/>
+                <w:sz w:val="19"/>
+              </w:rPr>
+              <w:t>⑪'</w:t>
+            </w:r>
+          </w:p>
+        </w:tc>
+        <w:tc>
+          <w:tcPr>
+            <w:tcW w:type="dxa" w:w="2160"/>
+          </w:tcPr>
+          <w:p>
+            <w:r/>
+            <w:r>
+              <w:rPr>
+                <w:rFonts w:ascii="Meiryo" w:hAnsi="Meiryo" w:eastAsia="Meiryo"/>
+                <w:b w:val="0"/>
+                <w:sz w:val="19"/>
+              </w:rPr>
+              <w:t>SB様提示用_実施条件とお願い(10/26更新)</w:t>
+            </w:r>
+          </w:p>
+        </w:tc>
+        <w:tc>
+          <w:tcPr>
+            <w:tcW w:type="dxa" w:w="2160"/>
+          </w:tcPr>
+          <w:p>
+            <w:r/>
+            <w:r>
+              <w:rPr>
+                <w:rFonts w:ascii="Meiryo" w:hAnsi="Meiryo" w:eastAsia="Meiryo"/>
+                <w:b w:val="0"/>
+                <w:sz w:val="19"/>
+              </w:rPr>
+              <w:t>配布</w:t>
+            </w:r>
+          </w:p>
+        </w:tc>
+        <w:tc>
+          <w:tcPr>
+            <w:tcW w:type="dxa" w:w="2160"/>
+          </w:tcPr>
+          <w:p>
+            <w:r/>
+            <w:r>
+              <w:rPr>
+                <w:rFonts w:ascii="Meiryo" w:hAnsi="Meiryo" w:eastAsia="Meiryo"/>
+                <w:b w:val="0"/>
+                <w:sz w:val="19"/>
+              </w:rPr>
+              <w:t>中途解約の記載を削除、作成許諾の数量報告に製造証憑を追加。2年版</w:t>
+            </w:r>
+          </w:p>
+        </w:tc>
+      </w:tr>
+      <w:tr>
+        <w:tc>
+          <w:tcPr>
+            <w:tcW w:type="dxa" w:w="2160"/>
+          </w:tcPr>
+          <w:p>
+            <w:r/>
+            <w:r>
+              <w:rPr>
+                <w:rFonts w:ascii="Meiryo" w:hAnsi="Meiryo" w:eastAsia="Meiryo"/>
+                <w:b w:val="0"/>
+                <w:sz w:val="19"/>
+              </w:rPr>
+              <w:t>⑫'</w:t>
+            </w:r>
+          </w:p>
+        </w:tc>
+        <w:tc>
+          <w:tcPr>
+            <w:tcW w:type="dxa" w:w="2160"/>
+          </w:tcPr>
+          <w:p>
+            <w:r/>
+            <w:r>
+              <w:rPr>
+                <w:rFonts w:ascii="Meiryo" w:hAnsi="Meiryo" w:eastAsia="Meiryo"/>
+                <w:b w:val="0"/>
+                <w:sz w:val="19"/>
+              </w:rPr>
+              <w:t>SB様提示用_お見積り_最低保証プラン(10/26更新)</w:t>
+            </w:r>
+          </w:p>
+        </w:tc>
+        <w:tc>
+          <w:tcPr>
+            <w:tcW w:type="dxa" w:w="2160"/>
+          </w:tcPr>
+          <w:p>
+            <w:r/>
+            <w:r>
+              <w:rPr>
+                <w:rFonts w:ascii="Meiryo" w:hAnsi="Meiryo" w:eastAsia="Meiryo"/>
+                <w:b w:val="0"/>
+                <w:sz w:val="19"/>
+              </w:rPr>
+              <w:t>配布</w:t>
+            </w:r>
+          </w:p>
+        </w:tc>
+        <w:tc>
+          <w:tcPr>
+            <w:tcW w:type="dxa" w:w="2160"/>
+          </w:tcPr>
+          <w:p>
+            <w:r/>
+            <w:r>
+              <w:rPr>
+                <w:rFonts w:ascii="Meiryo" w:hAnsi="Meiryo" w:eastAsia="Meiryo"/>
+                <w:b w:val="0"/>
+                <w:sz w:val="19"/>
+              </w:rPr>
+              <w:t>備考から中途解約を削除、許諾料の手続きに製造証憑を追加。固定分3億5,500万円</w:t>
+            </w:r>
+          </w:p>
+        </w:tc>
+      </w:tr>
+      <w:tr>
+        <w:tc>
+          <w:tcPr>
+            <w:tcW w:type="dxa" w:w="2160"/>
+          </w:tcPr>
+          <w:p>
+            <w:r/>
+            <w:r>
+              <w:rPr>
+                <w:rFonts w:ascii="Meiryo" w:hAnsi="Meiryo" w:eastAsia="Meiryo"/>
+                <w:b w:val="0"/>
+                <w:sz w:val="19"/>
+              </w:rPr>
+              <w:t>⑬⑭</w:t>
+            </w:r>
+          </w:p>
+        </w:tc>
+        <w:tc>
+          <w:tcPr>
+            <w:tcW w:type="dxa" w:w="2160"/>
+          </w:tcPr>
+          <w:p>
+            <w:r/>
+            <w:r>
+              <w:rPr>
+                <w:rFonts w:ascii="Meiryo" w:hAnsi="Meiryo" w:eastAsia="Meiryo"/>
+                <w:b w:val="0"/>
+                <w:sz w:val="19"/>
+              </w:rPr>
+              <w:t>月別ライン供給計画_24ヶ月版/エリア別ライン供給計画</w:t>
+            </w:r>
+          </w:p>
+        </w:tc>
+        <w:tc>
+          <w:tcPr>
+            <w:tcW w:type="dxa" w:w="2160"/>
+          </w:tcPr>
+          <w:p>
+            <w:r/>
+            <w:r>
+              <w:rPr>
+                <w:rFonts w:ascii="Meiryo" w:hAnsi="Meiryo" w:eastAsia="Meiryo"/>
+                <w:b w:val="0"/>
+                <w:sz w:val="19"/>
+              </w:rPr>
+              <w:t>再配布(求められた場合)</w:t>
+            </w:r>
+          </w:p>
+        </w:tc>
+        <w:tc>
+          <w:tcPr>
+            <w:tcW w:type="dxa" w:w="2160"/>
+          </w:tcPr>
+          <w:p>
+            <w:r/>
+            <w:r>
+              <w:rPr>
+                <w:rFonts w:ascii="Meiryo" w:hAnsi="Meiryo" w:eastAsia="Meiryo"/>
+                <w:b w:val="0"/>
+                <w:sz w:val="19"/>
+              </w:rPr>
+              <w:t>10/23の2年版から変更なし</w:t>
+            </w:r>
+          </w:p>
+        </w:tc>
+      </w:tr>
+      <w:tr>
+        <w:tc>
+          <w:tcPr>
+            <w:tcW w:type="dxa" w:w="2160"/>
+          </w:tcPr>
+          <w:p>
+            <w:r/>
+            <w:r>
+              <w:rPr>
+                <w:rFonts w:ascii="Meiryo" w:hAnsi="Meiryo" w:eastAsia="Meiryo"/>
+                <w:b w:val="0"/>
+                <w:sz w:val="19"/>
+              </w:rPr>
+              <w:t>⑮</w:t>
+            </w:r>
+          </w:p>
+        </w:tc>
+        <w:tc>
+          <w:tcPr>
+            <w:tcW w:type="dxa" w:w="2160"/>
+          </w:tcPr>
+          <w:p>
+            <w:r/>
+            <w:r>
+              <w:rPr>
+                <w:rFonts w:ascii="Meiryo" w:hAnsi="Meiryo" w:eastAsia="Meiryo"/>
+                <w:b w:val="0"/>
+                <w:sz w:val="19"/>
+              </w:rPr>
+              <w:t>仮申請のご案内</w:t>
+            </w:r>
+          </w:p>
+        </w:tc>
+        <w:tc>
+          <w:tcPr>
+            <w:tcW w:type="dxa" w:w="2160"/>
+          </w:tcPr>
+          <w:p>
+            <w:r/>
+            <w:r>
+              <w:rPr>
+                <w:rFonts w:ascii="Meiryo" w:hAnsi="Meiryo" w:eastAsia="Meiryo"/>
+                <w:b w:val="0"/>
+                <w:sz w:val="19"/>
+              </w:rPr>
+              <w:t>再配布</w:t>
+            </w:r>
+          </w:p>
+        </w:tc>
+        <w:tc>
+          <w:tcPr>
+            <w:tcW w:type="dxa" w:w="2160"/>
+          </w:tcPr>
+          <w:p>
+            <w:r/>
+            <w:r>
+              <w:rPr>
+                <w:rFonts w:ascii="Meiryo" w:hAnsi="Meiryo" w:eastAsia="Meiryo"/>
+                <w:b w:val="0"/>
+                <w:sz w:val="19"/>
+              </w:rPr>
+              <w:t>変更なし</w:t>
+            </w:r>
+          </w:p>
+        </w:tc>
+      </w:tr>
+    </w:tbl>
+    <w:p/>
+    <w:p>
+      <w:pPr>
+        <w:spacing w:after="80"/>
+      </w:pPr>
+      <w:r>
+        <w:rPr>
+          <w:rFonts w:ascii="Meiryo" w:hAnsi="Meiryo" w:eastAsia="Meiryo"/>
+          <w:b w:val="0"/>
+          <w:sz w:val="21"/>
+        </w:rPr>
+        <w:t>※ 10/22投影資料(⑩)は2年版に更新済みだが、10/26は投影しない(契約期間の変更点は⑯P3・P4で説明)。旧版(週20ライン2年間の見積・供給計画ドラフト)はarchive_supersededに移動し、先方には出さない。</w:t>
+      </w:r>
+    </w:p>
+    <w:p>
+      <w:pPr>
         <w:spacing w:after="80"/>
       </w:pPr>
       <w:r>
